--- a/entregables/examenes/Examen_82514_Final_vB.docx
+++ b/entregables/examenes/Examen_82514_Final_vB.docx
@@ -208,7 +208,7 @@
           <w:sz w:val="20"/>
           <w:szCs w:val="20"/>
         </w:rPr>
-        <w:t xml:space="preserve">Marca UNA opción por pregunta en la propia hoja. Acierto: +0,19999999999999998 · error: −0,07 · blanco: 0.</w:t>
+        <w:t xml:space="preserve">Marca UNA opción por pregunta en la propia hoja. Acierto: +0,2 · error: −0,07 · blanco: 0.</w:t>
       </w:r>
     </w:p>
     <w:p>

--- a/entregables/examenes/Examen_82514_Final_vB.docx
+++ b/entregables/examenes/Examen_82514_Final_vB.docx
@@ -208,7 +208,7 @@
           <w:sz w:val="20"/>
           <w:szCs w:val="20"/>
         </w:rPr>
-        <w:t xml:space="preserve">Marca UNA opción por pregunta en la propia hoja. Acierto: +0,2 · error: −0,07 · blanco: 0.</w:t>
+        <w:t xml:space="preserve">Marca UNA opción por pregunta en la propia hoja. Acierto: +0,2 · error: −0,067 · blanco: 0.</w:t>
       </w:r>
     </w:p>
     <w:p>
